--- a/QED Course/Lesson 79 Path Integrals.docx
+++ b/QED Course/Lesson 79 Path Integrals.docx
@@ -453,7 +453,7 @@
     </w:tbl>
     <w:p>
       <w:r>
-        <w:t>Natural units, ħ = 1, except in Section 2, where ħ is restored to show the classical limit. In display equations, square brackets enclose function arguments and visible groupings.</w:t>
+        <w:t>Natural units, ℏ = 1, except in Section 2, where ℏ is restored to show the classical limit. In display equations, square brackets enclose function arguments and visible groupings.</w:t>
       </w:r>
     </w:p>
     <w:p>
@@ -1589,7 +1589,7 @@
     </w:p>
     <w:p>
       <w:r>
-        <w:t>Restore ħ. The weight is e^{iS/ħ}. When S changes by much more than ħ between neighboring paths, their phases oscillate rapidly and cancel. The contributions that survive come from paths near a point where S is stationary, δS = 0. Those are the solutions of the Euler–Lagrange equation. Classical mechanics is therefore the stationary-phase approximation to quantum mechanics. Paths that differ from the classical one by enough to change S by about ħ still contribute coherently. That band of paths is where quantum behavior lives.</w:t>
+        <w:t>Restore ℏ. The weight is e^{iS/ℏ}. When S changes by much more than ℏ between neighboring paths, their phases oscillate rapidly and cancel. The contributions that survive come from paths near a point where S is stationary, δS = 0. Those are the solutions of the Euler–Lagrange equation. Classical mechanics is therefore the stationary-phase approximation to quantum mechanics. Paths that differ from the classical one by enough to change S by about ℏ still contribute coherently. That band of paths is where quantum behavior lives.</w:t>
       </w:r>
     </w:p>
     <w:p>
@@ -1607,7 +1607,7 @@
     </w:p>
     <w:p>
       <w:r>
-        <w:t>For a free particle, a path that deviates by η over a time T changes the action by about mη²/T. Setting this equal to ħ gives the width η ≈ √(ħT/m). This is the same √(ε/m) scaling seen in Section 1.2, now for the whole interval.</w:t>
+        <w:t>For a free particle, a path that deviates by η over a time T changes the action by about mη²/T. Setting this equal to ℏ gives the width η ≈ √(ℏT/m). This is the same √(ε/m) scaling seen in Section 1.2, now for the whole interval.</w:t>
       </w:r>
     </w:p>
     <w:p>
@@ -1626,7 +1626,7 @@
     </w:p>
     <w:p>
       <w:r>
-        <w:t>For the grain, √(ħT/m) = √(1.055×10⁻³⁴ × 1 / 10⁻⁹) m = 3.2×10⁻¹³ m, smaller than a nucleus is wide. Only the classical trajectory matters. For the electron, √(1.055×10⁻³⁴ × 10⁻¹⁵ / 9.11×10⁻³¹) m = 3.4×10⁻¹⁰ m, the size of an atom. That is the time it takes an atomic electron to go around once, so atomic physics cannot be done with classical orbits. The criterion compares S with ħ, not the size of the object.</w:t>
+        <w:t>For the grain, √(ℏT/m) = √(1.055×10⁻³⁴ × 1 / 10⁻⁹) m = 3.2×10⁻¹³ m, smaller than a nucleus is wide. Only the classical trajectory matters. For the electron, √(1.055×10⁻³⁴ × 10⁻¹⁵ / 9.11×10⁻³¹) m = 3.4×10⁻¹⁰ m, the size of an atom. That is the time it takes an atomic electron to go around once, so atomic physics cannot be done with classical orbits. The criterion compares S with ℏ, not the size of the object.</w:t>
       </w:r>
     </w:p>
     <w:p>
@@ -5375,7 +5375,7 @@
         </w:numPr>
       </w:pPr>
       <w:r>
-        <w:t>Classical mechanics is the stationary-phase limit. Paths within a band of width √(ħT/m) of the classical one contribute coherently.</w:t>
+        <w:t>Classical mechanics is the stationary-phase limit. Paths within a band of width √(ℏT/m) of the classical one contribute coherently.</w:t>
       </w:r>
     </w:p>
     <w:p>
@@ -5468,15 +5468,13 @@
         <w:tblLook w:firstColumn="1" w:firstRow="1" w:lastColumn="0" w:lastRow="0" w:noHBand="0" w:noVBand="1" w:val="04A0"/>
       </w:tblPr>
       <w:tblGrid>
-        <w:gridCol w:w="2448"/>
-        <w:gridCol w:w="2448"/>
-        <w:gridCol w:w="2448"/>
-        <w:gridCol w:w="2448"/>
+        <w:gridCol w:w="720"/>
+        <w:gridCol w:w="9072"/>
       </w:tblGrid>
       <w:tr>
         <w:tc>
           <w:tcPr>
-            <w:tcW w:type="dxa" w:w="2448"/>
+            <w:tcW w:type="dxa" w:w="720"/>
             <w:shd w:fill="1F4E78"/>
             <w:vAlign w:val="center"/>
             <w:tcMar>
@@ -5498,7 +5496,7 @@
         </w:tc>
         <w:tc>
           <w:tcPr>
-            <w:tcW w:type="dxa" w:w="2448"/>
+            <w:tcW w:type="dxa" w:w="9072"/>
             <w:shd w:fill="1F4E78"/>
             <w:vAlign w:val="center"/>
             <w:tcMar>
@@ -5518,53 +5516,11 @@
             </w:r>
           </w:p>
         </w:tc>
-        <w:tc>
-          <w:tcPr>
-            <w:tcW w:type="dxa" w:w="2448"/>
-            <w:shd w:fill="1F4E78"/>
-            <w:vAlign w:val="center"/>
-            <w:tcMar>
-              <w:top w:w="100" w:type="dxa"/>
-              <w:start w:w="100" w:type="dxa"/>
-              <w:bottom w:w="100" w:type="dxa"/>
-              <w:end w:w="100" w:type="dxa"/>
-            </w:tcMar>
-          </w:tcPr>
-          <w:p>
-            <w:r>
-              <w:rPr>
-                <w:b/>
-                <w:color w:val="FFFFFF"/>
-              </w:rPr>
-            </w:r>
-          </w:p>
-        </w:tc>
-        <w:tc>
-          <w:tcPr>
-            <w:tcW w:type="dxa" w:w="2448"/>
-            <w:shd w:fill="1F4E78"/>
-            <w:vAlign w:val="center"/>
-            <w:tcMar>
-              <w:top w:w="100" w:type="dxa"/>
-              <w:start w:w="100" w:type="dxa"/>
-              <w:bottom w:w="100" w:type="dxa"/>
-              <w:end w:w="100" w:type="dxa"/>
-            </w:tcMar>
-          </w:tcPr>
-          <w:p>
-            <w:r>
-              <w:rPr>
-                <w:b/>
-                <w:color w:val="FFFFFF"/>
-              </w:rPr>
-            </w:r>
-          </w:p>
-        </w:tc>
       </w:tr>
       <w:tr>
         <w:tc>
           <w:tcPr>
-            <w:tcW w:type="dxa" w:w="2448"/>
+            <w:tcW w:type="dxa" w:w="720"/>
             <w:vAlign w:val="center"/>
             <w:tcMar>
               <w:top w:w="100" w:type="dxa"/>
@@ -5581,7 +5537,7 @@
         </w:tc>
         <w:tc>
           <w:tcPr>
-            <w:tcW w:type="dxa" w:w="2448"/>
+            <w:tcW w:type="dxa" w:w="9072"/>
             <w:vAlign w:val="center"/>
             <w:tcMar>
               <w:top w:w="100" w:type="dxa"/>
@@ -5596,37 +5552,11 @@
             </w:r>
           </w:p>
         </w:tc>
-        <w:tc>
-          <w:tcPr>
-            <w:tcW w:type="dxa" w:w="2448"/>
-            <w:vAlign w:val="center"/>
-            <w:tcMar>
-              <w:top w:w="100" w:type="dxa"/>
-              <w:start w:w="100" w:type="dxa"/>
-              <w:bottom w:w="100" w:type="dxa"/>
-              <w:end w:w="100" w:type="dxa"/>
-            </w:tcMar>
-          </w:tcPr>
-          <w:p/>
-        </w:tc>
-        <w:tc>
-          <w:tcPr>
-            <w:tcW w:type="dxa" w:w="2448"/>
-            <w:vAlign w:val="center"/>
-            <w:tcMar>
-              <w:top w:w="100" w:type="dxa"/>
-              <w:start w:w="100" w:type="dxa"/>
-              <w:bottom w:w="100" w:type="dxa"/>
-              <w:end w:w="100" w:type="dxa"/>
-            </w:tcMar>
-          </w:tcPr>
-          <w:p/>
-        </w:tc>
       </w:tr>
       <w:tr>
         <w:tc>
           <w:tcPr>
-            <w:tcW w:type="dxa" w:w="2448"/>
+            <w:tcW w:type="dxa" w:w="720"/>
             <w:vAlign w:val="center"/>
             <w:shd w:fill="EAF2F8"/>
             <w:tcMar>
@@ -5644,7 +5574,7 @@
         </w:tc>
         <w:tc>
           <w:tcPr>
-            <w:tcW w:type="dxa" w:w="2448"/>
+            <w:tcW w:type="dxa" w:w="9072"/>
             <w:vAlign w:val="center"/>
             <w:shd w:fill="EAF2F8"/>
             <w:tcMar>
@@ -5660,39 +5590,11 @@
             </w:r>
           </w:p>
         </w:tc>
-        <w:tc>
-          <w:tcPr>
-            <w:tcW w:type="dxa" w:w="2448"/>
-            <w:vAlign w:val="center"/>
-            <w:shd w:fill="EAF2F8"/>
-            <w:tcMar>
-              <w:top w:w="100" w:type="dxa"/>
-              <w:start w:w="100" w:type="dxa"/>
-              <w:bottom w:w="100" w:type="dxa"/>
-              <w:end w:w="100" w:type="dxa"/>
-            </w:tcMar>
-          </w:tcPr>
-          <w:p/>
-        </w:tc>
-        <w:tc>
-          <w:tcPr>
-            <w:tcW w:type="dxa" w:w="2448"/>
-            <w:vAlign w:val="center"/>
-            <w:shd w:fill="EAF2F8"/>
-            <w:tcMar>
-              <w:top w:w="100" w:type="dxa"/>
-              <w:start w:w="100" w:type="dxa"/>
-              <w:bottom w:w="100" w:type="dxa"/>
-              <w:end w:w="100" w:type="dxa"/>
-            </w:tcMar>
-          </w:tcPr>
-          <w:p/>
-        </w:tc>
       </w:tr>
       <w:tr>
         <w:tc>
           <w:tcPr>
-            <w:tcW w:type="dxa" w:w="2448"/>
+            <w:tcW w:type="dxa" w:w="720"/>
             <w:vAlign w:val="center"/>
             <w:tcMar>
               <w:top w:w="100" w:type="dxa"/>
@@ -5709,7 +5611,7 @@
         </w:tc>
         <w:tc>
           <w:tcPr>
-            <w:tcW w:type="dxa" w:w="2448"/>
+            <w:tcW w:type="dxa" w:w="9072"/>
             <w:vAlign w:val="center"/>
             <w:tcMar>
               <w:top w:w="100" w:type="dxa"/>
@@ -5720,41 +5622,7 @@
           </w:tcPr>
           <w:p>
             <w:r>
-              <w:t>For a free particle, find the typical step size</w:t>
-            </w:r>
-          </w:p>
-        </w:tc>
-        <w:tc>
-          <w:tcPr>
-            <w:tcW w:type="dxa" w:w="2448"/>
-            <w:vAlign w:val="center"/>
-            <w:tcMar>
-              <w:top w:w="100" w:type="dxa"/>
-              <w:start w:w="100" w:type="dxa"/>
-              <w:bottom w:w="100" w:type="dxa"/>
-              <w:end w:w="100" w:type="dxa"/>
-            </w:tcMar>
-          </w:tcPr>
-          <w:p>
-            <w:r>
-              <w:t>q_{k+1} − q_k</w:t>
-            </w:r>
-          </w:p>
-        </w:tc>
-        <w:tc>
-          <w:tcPr>
-            <w:tcW w:type="dxa" w:w="2448"/>
-            <w:vAlign w:val="center"/>
-            <w:tcMar>
-              <w:top w:w="100" w:type="dxa"/>
-              <w:start w:w="100" w:type="dxa"/>
-              <w:bottom w:w="100" w:type="dxa"/>
-              <w:end w:w="100" w:type="dxa"/>
-            </w:tcMar>
-          </w:tcPr>
-          <w:p>
-            <w:r>
-              <w:t>in the sliced integral, and show that the paths are not differentiable.</w:t>
+              <w:t>For a free particle, find the typical step size |q_{k+1} − q_k| in the sliced integral, and show that the paths are not differentiable.</w:t>
             </w:r>
           </w:p>
         </w:tc>
@@ -5762,7 +5630,7 @@
       <w:tr>
         <w:tc>
           <w:tcPr>
-            <w:tcW w:type="dxa" w:w="2448"/>
+            <w:tcW w:type="dxa" w:w="720"/>
             <w:vAlign w:val="center"/>
             <w:shd w:fill="EAF2F8"/>
             <w:tcMar>
@@ -5780,7 +5648,7 @@
         </w:tc>
         <w:tc>
           <w:tcPr>
-            <w:tcW w:type="dxa" w:w="2448"/>
+            <w:tcW w:type="dxa" w:w="9072"/>
             <w:vAlign w:val="center"/>
             <w:shd w:fill="EAF2F8"/>
             <w:tcMar>
@@ -5796,39 +5664,11 @@
             </w:r>
           </w:p>
         </w:tc>
-        <w:tc>
-          <w:tcPr>
-            <w:tcW w:type="dxa" w:w="2448"/>
-            <w:vAlign w:val="center"/>
-            <w:shd w:fill="EAF2F8"/>
-            <w:tcMar>
-              <w:top w:w="100" w:type="dxa"/>
-              <w:start w:w="100" w:type="dxa"/>
-              <w:bottom w:w="100" w:type="dxa"/>
-              <w:end w:w="100" w:type="dxa"/>
-            </w:tcMar>
-          </w:tcPr>
-          <w:p/>
-        </w:tc>
-        <w:tc>
-          <w:tcPr>
-            <w:tcW w:type="dxa" w:w="2448"/>
-            <w:vAlign w:val="center"/>
-            <w:shd w:fill="EAF2F8"/>
-            <w:tcMar>
-              <w:top w:w="100" w:type="dxa"/>
-              <w:start w:w="100" w:type="dxa"/>
-              <w:bottom w:w="100" w:type="dxa"/>
-              <w:end w:w="100" w:type="dxa"/>
-            </w:tcMar>
-          </w:tcPr>
-          <w:p/>
-        </w:tc>
       </w:tr>
       <w:tr>
         <w:tc>
           <w:tcPr>
-            <w:tcW w:type="dxa" w:w="2448"/>
+            <w:tcW w:type="dxa" w:w="720"/>
             <w:vAlign w:val="center"/>
             <w:tcMar>
               <w:top w:w="100" w:type="dxa"/>
@@ -5845,7 +5685,7 @@
         </w:tc>
         <w:tc>
           <w:tcPr>
-            <w:tcW w:type="dxa" w:w="2448"/>
+            <w:tcW w:type="dxa" w:w="9072"/>
             <w:vAlign w:val="center"/>
             <w:tcMar>
               <w:top w:w="100" w:type="dxa"/>
@@ -5860,37 +5700,11 @@
             </w:r>
           </w:p>
         </w:tc>
-        <w:tc>
-          <w:tcPr>
-            <w:tcW w:type="dxa" w:w="2448"/>
-            <w:vAlign w:val="center"/>
-            <w:tcMar>
-              <w:top w:w="100" w:type="dxa"/>
-              <w:start w:w="100" w:type="dxa"/>
-              <w:bottom w:w="100" w:type="dxa"/>
-              <w:end w:w="100" w:type="dxa"/>
-            </w:tcMar>
-          </w:tcPr>
-          <w:p/>
-        </w:tc>
-        <w:tc>
-          <w:tcPr>
-            <w:tcW w:type="dxa" w:w="2448"/>
-            <w:vAlign w:val="center"/>
-            <w:tcMar>
-              <w:top w:w="100" w:type="dxa"/>
-              <w:start w:w="100" w:type="dxa"/>
-              <w:bottom w:w="100" w:type="dxa"/>
-              <w:end w:w="100" w:type="dxa"/>
-            </w:tcMar>
-          </w:tcPr>
-          <w:p/>
-        </w:tc>
       </w:tr>
       <w:tr>
         <w:tc>
           <w:tcPr>
-            <w:tcW w:type="dxa" w:w="2448"/>
+            <w:tcW w:type="dxa" w:w="720"/>
             <w:vAlign w:val="center"/>
             <w:shd w:fill="EAF2F8"/>
             <w:tcMar>
@@ -5908,7 +5722,7 @@
         </w:tc>
         <w:tc>
           <w:tcPr>
-            <w:tcW w:type="dxa" w:w="2448"/>
+            <w:tcW w:type="dxa" w:w="9072"/>
             <w:vAlign w:val="center"/>
             <w:shd w:fill="EAF2F8"/>
             <w:tcMar>
@@ -5924,39 +5738,11 @@
             </w:r>
           </w:p>
         </w:tc>
-        <w:tc>
-          <w:tcPr>
-            <w:tcW w:type="dxa" w:w="2448"/>
-            <w:vAlign w:val="center"/>
-            <w:shd w:fill="EAF2F8"/>
-            <w:tcMar>
-              <w:top w:w="100" w:type="dxa"/>
-              <w:start w:w="100" w:type="dxa"/>
-              <w:bottom w:w="100" w:type="dxa"/>
-              <w:end w:w="100" w:type="dxa"/>
-            </w:tcMar>
-          </w:tcPr>
-          <w:p/>
-        </w:tc>
-        <w:tc>
-          <w:tcPr>
-            <w:tcW w:type="dxa" w:w="2448"/>
-            <w:vAlign w:val="center"/>
-            <w:shd w:fill="EAF2F8"/>
-            <w:tcMar>
-              <w:top w:w="100" w:type="dxa"/>
-              <w:start w:w="100" w:type="dxa"/>
-              <w:bottom w:w="100" w:type="dxa"/>
-              <w:end w:w="100" w:type="dxa"/>
-            </w:tcMar>
-          </w:tcPr>
-          <w:p/>
-        </w:tc>
       </w:tr>
       <w:tr>
         <w:tc>
           <w:tcPr>
-            <w:tcW w:type="dxa" w:w="2448"/>
+            <w:tcW w:type="dxa" w:w="720"/>
             <w:vAlign w:val="center"/>
             <w:tcMar>
               <w:top w:w="100" w:type="dxa"/>
@@ -5973,7 +5759,7 @@
         </w:tc>
         <w:tc>
           <w:tcPr>
-            <w:tcW w:type="dxa" w:w="2448"/>
+            <w:tcW w:type="dxa" w:w="9072"/>
             <w:vAlign w:val="center"/>
             <w:tcMar>
               <w:top w:w="100" w:type="dxa"/>
@@ -5984,41 +5770,7 @@
           </w:tcPr>
           <w:p>
             <w:r>
-              <w:t>A particle in a box of width L has E_n = n²π²/2mL². Which term dominates ⟨q</w:t>
-            </w:r>
-          </w:p>
-        </w:tc>
-        <w:tc>
-          <w:tcPr>
-            <w:tcW w:type="dxa" w:w="2448"/>
-            <w:vAlign w:val="center"/>
-            <w:tcMar>
-              <w:top w:w="100" w:type="dxa"/>
-              <w:start w:w="100" w:type="dxa"/>
-              <w:bottom w:w="100" w:type="dxa"/>
-              <w:end w:w="100" w:type="dxa"/>
-            </w:tcMar>
-          </w:tcPr>
-          <w:p>
-            <w:r>
-              <w:t>e^{−Hτ}</w:t>
-            </w:r>
-          </w:p>
-        </w:tc>
-        <w:tc>
-          <w:tcPr>
-            <w:tcW w:type="dxa" w:w="2448"/>
-            <w:vAlign w:val="center"/>
-            <w:tcMar>
-              <w:top w:w="100" w:type="dxa"/>
-              <w:start w:w="100" w:type="dxa"/>
-              <w:bottom w:w="100" w:type="dxa"/>
-              <w:end w:w="100" w:type="dxa"/>
-            </w:tcMar>
-          </w:tcPr>
-          <w:p>
-            <w:r>
-              <w:t>q⟩ for τ ≫ mL², and what is the decay rate?</w:t>
+              <w:t>A particle in a box of width L has E_n = n²π²/2mL². Which term dominates ⟨q|e^{−Hτ}|q⟩ for τ ≫ mL², and what is the decay rate?</w:t>
             </w:r>
           </w:p>
         </w:tc>
@@ -6026,7 +5778,7 @@
       <w:tr>
         <w:tc>
           <w:tcPr>
-            <w:tcW w:type="dxa" w:w="2448"/>
+            <w:tcW w:type="dxa" w:w="720"/>
             <w:vAlign w:val="center"/>
             <w:shd w:fill="EAF2F8"/>
             <w:tcMar>
@@ -6044,7 +5796,7 @@
         </w:tc>
         <w:tc>
           <w:tcPr>
-            <w:tcW w:type="dxa" w:w="2448"/>
+            <w:tcW w:type="dxa" w:w="9072"/>
             <w:vAlign w:val="center"/>
             <w:shd w:fill="EAF2F8"/>
             <w:tcMar>
@@ -6060,39 +5812,11 @@
             </w:r>
           </w:p>
         </w:tc>
-        <w:tc>
-          <w:tcPr>
-            <w:tcW w:type="dxa" w:w="2448"/>
-            <w:vAlign w:val="center"/>
-            <w:shd w:fill="EAF2F8"/>
-            <w:tcMar>
-              <w:top w:w="100" w:type="dxa"/>
-              <w:start w:w="100" w:type="dxa"/>
-              <w:bottom w:w="100" w:type="dxa"/>
-              <w:end w:w="100" w:type="dxa"/>
-            </w:tcMar>
-          </w:tcPr>
-          <w:p/>
-        </w:tc>
-        <w:tc>
-          <w:tcPr>
-            <w:tcW w:type="dxa" w:w="2448"/>
-            <w:vAlign w:val="center"/>
-            <w:shd w:fill="EAF2F8"/>
-            <w:tcMar>
-              <w:top w:w="100" w:type="dxa"/>
-              <w:start w:w="100" w:type="dxa"/>
-              <w:bottom w:w="100" w:type="dxa"/>
-              <w:end w:w="100" w:type="dxa"/>
-            </w:tcMar>
-          </w:tcPr>
-          <w:p/>
-        </w:tc>
       </w:tr>
       <w:tr>
         <w:tc>
           <w:tcPr>
-            <w:tcW w:type="dxa" w:w="2448"/>
+            <w:tcW w:type="dxa" w:w="720"/>
             <w:vAlign w:val="center"/>
             <w:tcMar>
               <w:top w:w="100" w:type="dxa"/>
@@ -6109,7 +5833,7 @@
         </w:tc>
         <w:tc>
           <w:tcPr>
-            <w:tcW w:type="dxa" w:w="2448"/>
+            <w:tcW w:type="dxa" w:w="9072"/>
             <w:vAlign w:val="center"/>
             <w:tcMar>
               <w:top w:w="100" w:type="dxa"/>
@@ -6124,37 +5848,11 @@
             </w:r>
           </w:p>
         </w:tc>
-        <w:tc>
-          <w:tcPr>
-            <w:tcW w:type="dxa" w:w="2448"/>
-            <w:vAlign w:val="center"/>
-            <w:tcMar>
-              <w:top w:w="100" w:type="dxa"/>
-              <w:start w:w="100" w:type="dxa"/>
-              <w:bottom w:w="100" w:type="dxa"/>
-              <w:end w:w="100" w:type="dxa"/>
-            </w:tcMar>
-          </w:tcPr>
-          <w:p/>
-        </w:tc>
-        <w:tc>
-          <w:tcPr>
-            <w:tcW w:type="dxa" w:w="2448"/>
-            <w:vAlign w:val="center"/>
-            <w:tcMar>
-              <w:top w:w="100" w:type="dxa"/>
-              <w:start w:w="100" w:type="dxa"/>
-              <w:bottom w:w="100" w:type="dxa"/>
-              <w:end w:w="100" w:type="dxa"/>
-            </w:tcMar>
-          </w:tcPr>
-          <w:p/>
-        </w:tc>
       </w:tr>
       <w:tr>
         <w:tc>
           <w:tcPr>
-            <w:tcW w:type="dxa" w:w="2448"/>
+            <w:tcW w:type="dxa" w:w="720"/>
             <w:vAlign w:val="center"/>
             <w:shd w:fill="EAF2F8"/>
             <w:tcMar>
@@ -6172,7 +5870,7 @@
         </w:tc>
         <w:tc>
           <w:tcPr>
-            <w:tcW w:type="dxa" w:w="2448"/>
+            <w:tcW w:type="dxa" w:w="9072"/>
             <w:vAlign w:val="center"/>
             <w:shd w:fill="EAF2F8"/>
             <w:tcMar>
@@ -6188,39 +5886,11 @@
             </w:r>
           </w:p>
         </w:tc>
-        <w:tc>
-          <w:tcPr>
-            <w:tcW w:type="dxa" w:w="2448"/>
-            <w:vAlign w:val="center"/>
-            <w:shd w:fill="EAF2F8"/>
-            <w:tcMar>
-              <w:top w:w="100" w:type="dxa"/>
-              <w:start w:w="100" w:type="dxa"/>
-              <w:bottom w:w="100" w:type="dxa"/>
-              <w:end w:w="100" w:type="dxa"/>
-            </w:tcMar>
-          </w:tcPr>
-          <w:p/>
-        </w:tc>
-        <w:tc>
-          <w:tcPr>
-            <w:tcW w:type="dxa" w:w="2448"/>
-            <w:vAlign w:val="center"/>
-            <w:shd w:fill="EAF2F8"/>
-            <w:tcMar>
-              <w:top w:w="100" w:type="dxa"/>
-              <w:start w:w="100" w:type="dxa"/>
-              <w:bottom w:w="100" w:type="dxa"/>
-              <w:end w:w="100" w:type="dxa"/>
-            </w:tcMar>
-          </w:tcPr>
-          <w:p/>
-        </w:tc>
       </w:tr>
       <w:tr>
         <w:tc>
           <w:tcPr>
-            <w:tcW w:type="dxa" w:w="2448"/>
+            <w:tcW w:type="dxa" w:w="720"/>
             <w:vAlign w:val="center"/>
             <w:tcMar>
               <w:top w:w="100" w:type="dxa"/>
@@ -6237,7 +5907,7 @@
         </w:tc>
         <w:tc>
           <w:tcPr>
-            <w:tcW w:type="dxa" w:w="2448"/>
+            <w:tcW w:type="dxa" w:w="9072"/>
             <w:vAlign w:val="center"/>
             <w:tcMar>
               <w:top w:w="100" w:type="dxa"/>
@@ -6252,37 +5922,11 @@
             </w:r>
           </w:p>
         </w:tc>
-        <w:tc>
-          <w:tcPr>
-            <w:tcW w:type="dxa" w:w="2448"/>
-            <w:vAlign w:val="center"/>
-            <w:tcMar>
-              <w:top w:w="100" w:type="dxa"/>
-              <w:start w:w="100" w:type="dxa"/>
-              <w:bottom w:w="100" w:type="dxa"/>
-              <w:end w:w="100" w:type="dxa"/>
-            </w:tcMar>
-          </w:tcPr>
-          <w:p/>
-        </w:tc>
-        <w:tc>
-          <w:tcPr>
-            <w:tcW w:type="dxa" w:w="2448"/>
-            <w:vAlign w:val="center"/>
-            <w:tcMar>
-              <w:top w:w="100" w:type="dxa"/>
-              <w:start w:w="100" w:type="dxa"/>
-              <w:bottom w:w="100" w:type="dxa"/>
-              <w:end w:w="100" w:type="dxa"/>
-            </w:tcMar>
-          </w:tcPr>
-          <w:p/>
-        </w:tc>
       </w:tr>
       <w:tr>
         <w:tc>
           <w:tcPr>
-            <w:tcW w:type="dxa" w:w="2448"/>
+            <w:tcW w:type="dxa" w:w="720"/>
             <w:vAlign w:val="center"/>
             <w:shd w:fill="EAF2F8"/>
             <w:tcMar>
@@ -6300,7 +5944,7 @@
         </w:tc>
         <w:tc>
           <w:tcPr>
-            <w:tcW w:type="dxa" w:w="2448"/>
+            <w:tcW w:type="dxa" w:w="9072"/>
             <w:vAlign w:val="center"/>
             <w:shd w:fill="EAF2F8"/>
             <w:tcMar>
@@ -6316,39 +5960,11 @@
             </w:r>
           </w:p>
         </w:tc>
-        <w:tc>
-          <w:tcPr>
-            <w:tcW w:type="dxa" w:w="2448"/>
-            <w:vAlign w:val="center"/>
-            <w:shd w:fill="EAF2F8"/>
-            <w:tcMar>
-              <w:top w:w="100" w:type="dxa"/>
-              <w:start w:w="100" w:type="dxa"/>
-              <w:bottom w:w="100" w:type="dxa"/>
-              <w:end w:w="100" w:type="dxa"/>
-            </w:tcMar>
-          </w:tcPr>
-          <w:p/>
-        </w:tc>
-        <w:tc>
-          <w:tcPr>
-            <w:tcW w:type="dxa" w:w="2448"/>
-            <w:vAlign w:val="center"/>
-            <w:shd w:fill="EAF2F8"/>
-            <w:tcMar>
-              <w:top w:w="100" w:type="dxa"/>
-              <w:start w:w="100" w:type="dxa"/>
-              <w:bottom w:w="100" w:type="dxa"/>
-              <w:end w:w="100" w:type="dxa"/>
-            </w:tcMar>
-          </w:tcPr>
-          <w:p/>
-        </w:tc>
       </w:tr>
       <w:tr>
         <w:tc>
           <w:tcPr>
-            <w:tcW w:type="dxa" w:w="2448"/>
+            <w:tcW w:type="dxa" w:w="720"/>
             <w:vAlign w:val="center"/>
             <w:tcMar>
               <w:top w:w="100" w:type="dxa"/>
@@ -6365,7 +5981,7 @@
         </w:tc>
         <w:tc>
           <w:tcPr>
-            <w:tcW w:type="dxa" w:w="2448"/>
+            <w:tcW w:type="dxa" w:w="9072"/>
             <w:vAlign w:val="center"/>
             <w:tcMar>
               <w:top w:w="100" w:type="dxa"/>
@@ -6380,37 +5996,11 @@
             </w:r>
           </w:p>
         </w:tc>
-        <w:tc>
-          <w:tcPr>
-            <w:tcW w:type="dxa" w:w="2448"/>
-            <w:vAlign w:val="center"/>
-            <w:tcMar>
-              <w:top w:w="100" w:type="dxa"/>
-              <w:start w:w="100" w:type="dxa"/>
-              <w:bottom w:w="100" w:type="dxa"/>
-              <w:end w:w="100" w:type="dxa"/>
-            </w:tcMar>
-          </w:tcPr>
-          <w:p/>
-        </w:tc>
-        <w:tc>
-          <w:tcPr>
-            <w:tcW w:type="dxa" w:w="2448"/>
-            <w:vAlign w:val="center"/>
-            <w:tcMar>
-              <w:top w:w="100" w:type="dxa"/>
-              <w:start w:w="100" w:type="dxa"/>
-              <w:bottom w:w="100" w:type="dxa"/>
-              <w:end w:w="100" w:type="dxa"/>
-            </w:tcMar>
-          </w:tcPr>
-          <w:p/>
-        </w:tc>
       </w:tr>
       <w:tr>
         <w:tc>
           <w:tcPr>
-            <w:tcW w:type="dxa" w:w="2448"/>
+            <w:tcW w:type="dxa" w:w="720"/>
             <w:vAlign w:val="center"/>
             <w:shd w:fill="EAF2F8"/>
             <w:tcMar>
@@ -6428,7 +6018,7 @@
         </w:tc>
         <w:tc>
           <w:tcPr>
-            <w:tcW w:type="dxa" w:w="2448"/>
+            <w:tcW w:type="dxa" w:w="9072"/>
             <w:vAlign w:val="center"/>
             <w:shd w:fill="EAF2F8"/>
             <w:tcMar>
@@ -6444,39 +6034,11 @@
             </w:r>
           </w:p>
         </w:tc>
-        <w:tc>
-          <w:tcPr>
-            <w:tcW w:type="dxa" w:w="2448"/>
-            <w:vAlign w:val="center"/>
-            <w:shd w:fill="EAF2F8"/>
-            <w:tcMar>
-              <w:top w:w="100" w:type="dxa"/>
-              <w:start w:w="100" w:type="dxa"/>
-              <w:bottom w:w="100" w:type="dxa"/>
-              <w:end w:w="100" w:type="dxa"/>
-            </w:tcMar>
-          </w:tcPr>
-          <w:p/>
-        </w:tc>
-        <w:tc>
-          <w:tcPr>
-            <w:tcW w:type="dxa" w:w="2448"/>
-            <w:vAlign w:val="center"/>
-            <w:shd w:fill="EAF2F8"/>
-            <w:tcMar>
-              <w:top w:w="100" w:type="dxa"/>
-              <w:start w:w="100" w:type="dxa"/>
-              <w:bottom w:w="100" w:type="dxa"/>
-              <w:end w:w="100" w:type="dxa"/>
-            </w:tcMar>
-          </w:tcPr>
-          <w:p/>
-        </w:tc>
       </w:tr>
       <w:tr>
         <w:tc>
           <w:tcPr>
-            <w:tcW w:type="dxa" w:w="2448"/>
+            <w:tcW w:type="dxa" w:w="720"/>
             <w:vAlign w:val="center"/>
             <w:tcMar>
               <w:top w:w="100" w:type="dxa"/>
@@ -6493,7 +6055,7 @@
         </w:tc>
         <w:tc>
           <w:tcPr>
-            <w:tcW w:type="dxa" w:w="2448"/>
+            <w:tcW w:type="dxa" w:w="9072"/>
             <w:vAlign w:val="center"/>
             <w:tcMar>
               <w:top w:w="100" w:type="dxa"/>
@@ -6508,37 +6070,11 @@
             </w:r>
           </w:p>
         </w:tc>
-        <w:tc>
-          <w:tcPr>
-            <w:tcW w:type="dxa" w:w="2448"/>
-            <w:vAlign w:val="center"/>
-            <w:tcMar>
-              <w:top w:w="100" w:type="dxa"/>
-              <w:start w:w="100" w:type="dxa"/>
-              <w:bottom w:w="100" w:type="dxa"/>
-              <w:end w:w="100" w:type="dxa"/>
-            </w:tcMar>
-          </w:tcPr>
-          <w:p/>
-        </w:tc>
-        <w:tc>
-          <w:tcPr>
-            <w:tcW w:type="dxa" w:w="2448"/>
-            <w:vAlign w:val="center"/>
-            <w:tcMar>
-              <w:top w:w="100" w:type="dxa"/>
-              <w:start w:w="100" w:type="dxa"/>
-              <w:bottom w:w="100" w:type="dxa"/>
-              <w:end w:w="100" w:type="dxa"/>
-            </w:tcMar>
-          </w:tcPr>
-          <w:p/>
-        </w:tc>
       </w:tr>
       <w:tr>
         <w:tc>
           <w:tcPr>
-            <w:tcW w:type="dxa" w:w="2448"/>
+            <w:tcW w:type="dxa" w:w="720"/>
             <w:vAlign w:val="center"/>
             <w:shd w:fill="EAF2F8"/>
             <w:tcMar>
@@ -6556,7 +6092,7 @@
         </w:tc>
         <w:tc>
           <w:tcPr>
-            <w:tcW w:type="dxa" w:w="2448"/>
+            <w:tcW w:type="dxa" w:w="9072"/>
             <w:vAlign w:val="center"/>
             <w:shd w:fill="EAF2F8"/>
             <w:tcMar>
@@ -6571,34 +6107,6 @@
               <w:t>Challenge: show that the off-diagonal Euclidean oscillator kernel has exponent −mω[(q_f² + q_i²)cosh ωτ − 2q_fq_i]/(2 sinh ωτ), and that for τ → ∞ it factors into ψ₀(q_f)ψ₀(q_i)e^{−ωτ/2}.</w:t>
             </w:r>
           </w:p>
-        </w:tc>
-        <w:tc>
-          <w:tcPr>
-            <w:tcW w:type="dxa" w:w="2448"/>
-            <w:vAlign w:val="center"/>
-            <w:shd w:fill="EAF2F8"/>
-            <w:tcMar>
-              <w:top w:w="100" w:type="dxa"/>
-              <w:start w:w="100" w:type="dxa"/>
-              <w:bottom w:w="100" w:type="dxa"/>
-              <w:end w:w="100" w:type="dxa"/>
-            </w:tcMar>
-          </w:tcPr>
-          <w:p/>
-        </w:tc>
-        <w:tc>
-          <w:tcPr>
-            <w:tcW w:type="dxa" w:w="2448"/>
-            <w:vAlign w:val="center"/>
-            <w:shd w:fill="EAF2F8"/>
-            <w:tcMar>
-              <w:top w:w="100" w:type="dxa"/>
-              <w:start w:w="100" w:type="dxa"/>
-              <w:bottom w:w="100" w:type="dxa"/>
-              <w:end w:w="100" w:type="dxa"/>
-            </w:tcMar>
-          </w:tcPr>
-          <w:p/>
         </w:tc>
       </w:tr>
     </w:tbl>
@@ -6677,7 +6185,7 @@
         <w:t xml:space="preserve"> </w:t>
       </w:r>
       <w:r>
-        <w:t>√(ħT/m) = √(1.055×10⁻³⁴ × 0.5 / 0.15) m ≈ 1.9×10⁻¹⁷ m. Only the classical trajectory matters.</w:t>
+        <w:t>√(ℏT/m) = √(1.055×10⁻³⁴ × 0.5 / 0.15) m ≈ 1.9×10⁻¹⁷ m. Only the classical trajectory matters.</w:t>
       </w:r>
     </w:p>
     <w:p>
